--- a/docs/transmission-cert/01_불법스팸_발송_방지계획서.docx
+++ b/docs/transmission-cert/01_불법스팸_발송_방지계획서.docx
@@ -2263,7 +2263,7 @@
         <w:spacing w:after="60" w:line="290" w:lineRule="auto"/>
       </w:pPr>
       <w:r>
-        <w:t>시행일 이전에는 사전 고지 기간으로 운용한다. 시행 예정일 = [확인 필요]</w:t>
+        <w:t>시행일 이전에는 사전 고지 기간으로 운용한다. 시행 예정일은 2026년 9월 1일이다.</w:t>
       </w:r>
     </w:p>
     <w:p>
@@ -2741,7 +2741,7 @@
       </w:r>
       <w:proofErr w:type="spellEnd"/>
       <w:r>
-        <w:t xml:space="preserve"> 여부를 확인한 뒤 시행한다. 승격 예정 시점 = [확인 필요]</w:t>
+        <w:t xml:space="preserve"> 여부를 확인한 뒤 시행한다. 승격 예정 시점은 2026년 9월 1일이다.</w:t>
       </w:r>
     </w:p>
     <w:p>
